--- a/docs/sdlc/30_implementation/WS2D-CS-001_コーディング規約.docx
+++ b/docs/sdlc/30_implementation/WS2D-CS-001_コーディング規約.docx
@@ -76,13 +76,13 @@
         <w:tblLook w:firstColumn="1" w:firstRow="1" w:lastColumn="0" w:lastRow="0" w:noHBand="0" w:noVBand="1" w:val="04A0"/>
       </w:tblPr>
       <w:tblGrid>
-        <w:gridCol w:w="4320"/>
-        <w:gridCol w:w="4320"/>
+        <w:gridCol w:w="4961"/>
+        <w:gridCol w:w="4961"/>
       </w:tblGrid>
       <w:tr>
         <w:tc>
           <w:tcPr>
-            <w:tcW w:type="dxa" w:w="4320"/>
+            <w:tcW w:type="dxa" w:w="4961"/>
             <w:shd w:fill="D9E2F3"/>
           </w:tcPr>
           <w:p>
@@ -102,7 +102,7 @@
         </w:tc>
         <w:tc>
           <w:tcPr>
-            <w:tcW w:type="dxa" w:w="4320"/>
+            <w:tcW w:type="dxa" w:w="4961"/>
           </w:tcPr>
           <w:p>
             <w:r>
@@ -123,7 +123,7 @@
       <w:tr>
         <w:tc>
           <w:tcPr>
-            <w:tcW w:type="dxa" w:w="4320"/>
+            <w:tcW w:type="dxa" w:w="4961"/>
             <w:shd w:fill="D9E2F3"/>
           </w:tcPr>
           <w:p>
@@ -143,7 +143,7 @@
         </w:tc>
         <w:tc>
           <w:tcPr>
-            <w:tcW w:type="dxa" w:w="4320"/>
+            <w:tcW w:type="dxa" w:w="4961"/>
           </w:tcPr>
           <w:p>
             <w:r>
@@ -164,7 +164,7 @@
       <w:tr>
         <w:tc>
           <w:tcPr>
-            <w:tcW w:type="dxa" w:w="4320"/>
+            <w:tcW w:type="dxa" w:w="4961"/>
             <w:shd w:fill="D9E2F3"/>
           </w:tcPr>
           <w:p>
@@ -184,7 +184,7 @@
         </w:tc>
         <w:tc>
           <w:tcPr>
-            <w:tcW w:type="dxa" w:w="4320"/>
+            <w:tcW w:type="dxa" w:w="4961"/>
           </w:tcPr>
           <w:p>
             <w:r>
@@ -205,7 +205,7 @@
       <w:tr>
         <w:tc>
           <w:tcPr>
-            <w:tcW w:type="dxa" w:w="4320"/>
+            <w:tcW w:type="dxa" w:w="4961"/>
             <w:shd w:fill="D9E2F3"/>
           </w:tcPr>
           <w:p>
@@ -225,7 +225,7 @@
         </w:tc>
         <w:tc>
           <w:tcPr>
-            <w:tcW w:type="dxa" w:w="4320"/>
+            <w:tcW w:type="dxa" w:w="4961"/>
           </w:tcPr>
           <w:p>
             <w:r>
@@ -246,7 +246,7 @@
       <w:tr>
         <w:tc>
           <w:tcPr>
-            <w:tcW w:type="dxa" w:w="4320"/>
+            <w:tcW w:type="dxa" w:w="4961"/>
             <w:shd w:fill="D9E2F3"/>
           </w:tcPr>
           <w:p>
@@ -266,7 +266,7 @@
         </w:tc>
         <w:tc>
           <w:tcPr>
-            <w:tcW w:type="dxa" w:w="4320"/>
+            <w:tcW w:type="dxa" w:w="4961"/>
           </w:tcPr>
           <w:p>
             <w:r>
@@ -287,7 +287,7 @@
       <w:tr>
         <w:tc>
           <w:tcPr>
-            <w:tcW w:type="dxa" w:w="4320"/>
+            <w:tcW w:type="dxa" w:w="4961"/>
             <w:shd w:fill="D9E2F3"/>
           </w:tcPr>
           <w:p>
@@ -307,7 +307,7 @@
         </w:tc>
         <w:tc>
           <w:tcPr>
-            <w:tcW w:type="dxa" w:w="4320"/>
+            <w:tcW w:type="dxa" w:w="4961"/>
           </w:tcPr>
           <w:p>
             <w:r>
@@ -356,13 +356,13 @@
         <w:tblLook w:firstColumn="1" w:firstRow="1" w:lastColumn="0" w:lastRow="0" w:noHBand="0" w:noVBand="1" w:val="04A0"/>
       </w:tblPr>
       <w:tblGrid>
-        <w:gridCol w:w="4320"/>
-        <w:gridCol w:w="4320"/>
+        <w:gridCol w:w="4961"/>
+        <w:gridCol w:w="4961"/>
       </w:tblGrid>
       <w:tr>
         <w:tc>
           <w:tcPr>
-            <w:tcW w:type="dxa" w:w="4320"/>
+            <w:tcW w:type="dxa" w:w="4961"/>
             <w:shd w:fill="D9E2F3"/>
           </w:tcPr>
           <w:p>
@@ -382,7 +382,7 @@
         </w:tc>
         <w:tc>
           <w:tcPr>
-            <w:tcW w:type="dxa" w:w="4320"/>
+            <w:tcW w:type="dxa" w:w="4961"/>
           </w:tcPr>
           <w:p>
             <w:r>
@@ -403,7 +403,7 @@
       <w:tr>
         <w:tc>
           <w:tcPr>
-            <w:tcW w:type="dxa" w:w="4320"/>
+            <w:tcW w:type="dxa" w:w="4961"/>
             <w:shd w:fill="D9E2F3"/>
           </w:tcPr>
           <w:p>
@@ -423,7 +423,7 @@
         </w:tc>
         <w:tc>
           <w:tcPr>
-            <w:tcW w:type="dxa" w:w="4320"/>
+            <w:tcW w:type="dxa" w:w="4961"/>
           </w:tcPr>
           <w:p>
             <w:r>
@@ -444,7 +444,7 @@
       <w:tr>
         <w:tc>
           <w:tcPr>
-            <w:tcW w:type="dxa" w:w="4320"/>
+            <w:tcW w:type="dxa" w:w="4961"/>
             <w:shd w:fill="D9E2F3"/>
           </w:tcPr>
           <w:p>
@@ -464,7 +464,7 @@
         </w:tc>
         <w:tc>
           <w:tcPr>
-            <w:tcW w:type="dxa" w:w="4320"/>
+            <w:tcW w:type="dxa" w:w="4961"/>
           </w:tcPr>
           <w:p>
             <w:r>
@@ -485,7 +485,7 @@
       <w:tr>
         <w:tc>
           <w:tcPr>
-            <w:tcW w:type="dxa" w:w="4320"/>
+            <w:tcW w:type="dxa" w:w="4961"/>
             <w:shd w:fill="D9E2F3"/>
           </w:tcPr>
           <w:p>
@@ -505,7 +505,7 @@
         </w:tc>
         <w:tc>
           <w:tcPr>
-            <w:tcW w:type="dxa" w:w="4320"/>
+            <w:tcW w:type="dxa" w:w="4961"/>
           </w:tcPr>
           <w:p>
             <w:r>
@@ -526,7 +526,7 @@
       <w:tr>
         <w:tc>
           <w:tcPr>
-            <w:tcW w:type="dxa" w:w="4320"/>
+            <w:tcW w:type="dxa" w:w="4961"/>
             <w:shd w:fill="D9E2F3"/>
           </w:tcPr>
           <w:p>
@@ -546,7 +546,7 @@
         </w:tc>
         <w:tc>
           <w:tcPr>
-            <w:tcW w:type="dxa" w:w="4320"/>
+            <w:tcW w:type="dxa" w:w="4961"/>
           </w:tcPr>
           <w:p>
             <w:r>
@@ -567,7 +567,7 @@
       <w:tr>
         <w:tc>
           <w:tcPr>
-            <w:tcW w:type="dxa" w:w="4320"/>
+            <w:tcW w:type="dxa" w:w="4961"/>
             <w:shd w:fill="D9E2F3"/>
           </w:tcPr>
           <w:p>
@@ -587,7 +587,7 @@
         </w:tc>
         <w:tc>
           <w:tcPr>
-            <w:tcW w:type="dxa" w:w="4320"/>
+            <w:tcW w:type="dxa" w:w="4961"/>
           </w:tcPr>
           <w:p>
             <w:r>
@@ -632,15 +632,15 @@
         <w:tblLook w:firstColumn="1" w:firstRow="1" w:lastColumn="0" w:lastRow="0" w:noHBand="0" w:noVBand="1" w:val="04A0"/>
       </w:tblPr>
       <w:tblGrid>
-        <w:gridCol w:w="2160"/>
-        <w:gridCol w:w="2160"/>
-        <w:gridCol w:w="2160"/>
-        <w:gridCol w:w="2160"/>
+        <w:gridCol w:w="2480"/>
+        <w:gridCol w:w="2480"/>
+        <w:gridCol w:w="2480"/>
+        <w:gridCol w:w="2480"/>
       </w:tblGrid>
       <w:tr>
         <w:tc>
           <w:tcPr>
-            <w:tcW w:type="dxa" w:w="2160"/>
+            <w:tcW w:type="dxa" w:w="2480"/>
             <w:shd w:fill="D9E2F3"/>
           </w:tcPr>
           <w:p>
@@ -662,7 +662,7 @@
         </w:tc>
         <w:tc>
           <w:tcPr>
-            <w:tcW w:type="dxa" w:w="2160"/>
+            <w:tcW w:type="dxa" w:w="2480"/>
             <w:shd w:fill="D9E2F3"/>
           </w:tcPr>
           <w:p>
@@ -684,7 +684,7 @@
         </w:tc>
         <w:tc>
           <w:tcPr>
-            <w:tcW w:type="dxa" w:w="2160"/>
+            <w:tcW w:type="dxa" w:w="2480"/>
             <w:shd w:fill="D9E2F3"/>
           </w:tcPr>
           <w:p>
@@ -706,7 +706,7 @@
         </w:tc>
         <w:tc>
           <w:tcPr>
-            <w:tcW w:type="dxa" w:w="2160"/>
+            <w:tcW w:type="dxa" w:w="2480"/>
             <w:shd w:fill="D9E2F3"/>
           </w:tcPr>
           <w:p>
@@ -730,7 +730,7 @@
       <w:tr>
         <w:tc>
           <w:tcPr>
-            <w:tcW w:type="dxa" w:w="2160"/>
+            <w:tcW w:type="dxa" w:w="2480"/>
           </w:tcPr>
           <w:p>
             <w:r>
@@ -749,7 +749,7 @@
         </w:tc>
         <w:tc>
           <w:tcPr>
-            <w:tcW w:type="dxa" w:w="2160"/>
+            <w:tcW w:type="dxa" w:w="2480"/>
           </w:tcPr>
           <w:p>
             <w:r>
@@ -761,7 +761,7 @@
         </w:tc>
         <w:tc>
           <w:tcPr>
-            <w:tcW w:type="dxa" w:w="2160"/>
+            <w:tcW w:type="dxa" w:w="2480"/>
           </w:tcPr>
           <w:p>
             <w:r>
@@ -773,7 +773,7 @@
         </w:tc>
         <w:tc>
           <w:tcPr>
-            <w:tcW w:type="dxa" w:w="2160"/>
+            <w:tcW w:type="dxa" w:w="2480"/>
           </w:tcPr>
           <w:p>
             <w:r>
@@ -787,7 +787,7 @@
       <w:tr>
         <w:tc>
           <w:tcPr>
-            <w:tcW w:type="dxa" w:w="2160"/>
+            <w:tcW w:type="dxa" w:w="2480"/>
           </w:tcPr>
           <w:p>
             <w:r>
@@ -806,7 +806,7 @@
         </w:tc>
         <w:tc>
           <w:tcPr>
-            <w:tcW w:type="dxa" w:w="2160"/>
+            <w:tcW w:type="dxa" w:w="2480"/>
           </w:tcPr>
           <w:p>
             <w:r>
@@ -818,7 +818,7 @@
         </w:tc>
         <w:tc>
           <w:tcPr>
-            <w:tcW w:type="dxa" w:w="2160"/>
+            <w:tcW w:type="dxa" w:w="2480"/>
           </w:tcPr>
           <w:p>
             <w:r>
@@ -830,7 +830,7 @@
         </w:tc>
         <w:tc>
           <w:tcPr>
-            <w:tcW w:type="dxa" w:w="2160"/>
+            <w:tcW w:type="dxa" w:w="2480"/>
           </w:tcPr>
           <w:p>
             <w:r>
@@ -844,7 +844,7 @@
       <w:tr>
         <w:tc>
           <w:tcPr>
-            <w:tcW w:type="dxa" w:w="2160"/>
+            <w:tcW w:type="dxa" w:w="2480"/>
             <w:shd w:fill="D9E2F3"/>
           </w:tcPr>
           <w:p>
@@ -864,7 +864,7 @@
         </w:tc>
         <w:tc>
           <w:tcPr>
-            <w:tcW w:type="dxa" w:w="2160"/>
+            <w:tcW w:type="dxa" w:w="2480"/>
           </w:tcPr>
           <w:p>
             <w:r>
@@ -876,7 +876,7 @@
         </w:tc>
         <w:tc>
           <w:tcPr>
-            <w:tcW w:type="dxa" w:w="2160"/>
+            <w:tcW w:type="dxa" w:w="2480"/>
           </w:tcPr>
           <w:p>
             <w:r>
@@ -888,7 +888,7 @@
         </w:tc>
         <w:tc>
           <w:tcPr>
-            <w:tcW w:type="dxa" w:w="2160"/>
+            <w:tcW w:type="dxa" w:w="2480"/>
           </w:tcPr>
           <w:p>
             <w:r>
@@ -1535,19 +1535,19 @@
       <w:tblPr>
         <w:tblStyle w:val="TableGrid"/>
         <w:tblW w:type="auto" w:w="0"/>
-        <w:tblLayout w:type="autofit"/>
+        <w:tblLayout w:type="fixed"/>
         <w:tblLook w:firstColumn="1" w:firstRow="1" w:lastColumn="0" w:lastRow="0" w:noHBand="0" w:noVBand="1" w:val="04A0"/>
       </w:tblPr>
       <w:tblGrid>
-        <w:gridCol w:w="2160"/>
-        <w:gridCol w:w="2160"/>
-        <w:gridCol w:w="2160"/>
-        <w:gridCol w:w="2160"/>
+        <w:gridCol w:w="2480"/>
+        <w:gridCol w:w="2480"/>
+        <w:gridCol w:w="2480"/>
+        <w:gridCol w:w="2480"/>
       </w:tblGrid>
       <w:tr>
         <w:tc>
           <w:tcPr>
-            <w:tcW w:type="dxa" w:w="2160"/>
+            <w:tcW w:type="dxa" w:w="2480"/>
             <w:shd w:fill="D9E2F3"/>
           </w:tcPr>
           <w:p>
@@ -1569,7 +1569,7 @@
         </w:tc>
         <w:tc>
           <w:tcPr>
-            <w:tcW w:type="dxa" w:w="2160"/>
+            <w:tcW w:type="dxa" w:w="2480"/>
             <w:shd w:fill="D9E2F3"/>
           </w:tcPr>
           <w:p>
@@ -1591,7 +1591,7 @@
         </w:tc>
         <w:tc>
           <w:tcPr>
-            <w:tcW w:type="dxa" w:w="2160"/>
+            <w:tcW w:type="dxa" w:w="2480"/>
             <w:shd w:fill="D9E2F3"/>
           </w:tcPr>
           <w:p>
@@ -1613,7 +1613,7 @@
         </w:tc>
         <w:tc>
           <w:tcPr>
-            <w:tcW w:type="dxa" w:w="2160"/>
+            <w:tcW w:type="dxa" w:w="2480"/>
             <w:shd w:fill="D9E2F3"/>
           </w:tcPr>
           <w:p>
@@ -1637,7 +1637,7 @@
       <w:tr>
         <w:tc>
           <w:tcPr>
-            <w:tcW w:type="dxa" w:w="2160"/>
+            <w:tcW w:type="dxa" w:w="2480"/>
           </w:tcPr>
           <w:p>
             <w:r>
@@ -1656,7 +1656,7 @@
         </w:tc>
         <w:tc>
           <w:tcPr>
-            <w:tcW w:type="dxa" w:w="2160"/>
+            <w:tcW w:type="dxa" w:w="2480"/>
           </w:tcPr>
           <w:p>
             <w:r>
@@ -1675,7 +1675,7 @@
         </w:tc>
         <w:tc>
           <w:tcPr>
-            <w:tcW w:type="dxa" w:w="2160"/>
+            <w:tcW w:type="dxa" w:w="2480"/>
           </w:tcPr>
           <w:p>
             <w:r>
@@ -1722,7 +1722,7 @@
         </w:tc>
         <w:tc>
           <w:tcPr>
-            <w:tcW w:type="dxa" w:w="2160"/>
+            <w:tcW w:type="dxa" w:w="2480"/>
           </w:tcPr>
           <w:p>
             <w:r>
@@ -1757,7 +1757,7 @@
       <w:tr>
         <w:tc>
           <w:tcPr>
-            <w:tcW w:type="dxa" w:w="2160"/>
+            <w:tcW w:type="dxa" w:w="2480"/>
           </w:tcPr>
           <w:p>
             <w:r>
@@ -1776,7 +1776,7 @@
         </w:tc>
         <w:tc>
           <w:tcPr>
-            <w:tcW w:type="dxa" w:w="2160"/>
+            <w:tcW w:type="dxa" w:w="2480"/>
           </w:tcPr>
           <w:p>
             <w:r>
@@ -1795,7 +1795,7 @@
         </w:tc>
         <w:tc>
           <w:tcPr>
-            <w:tcW w:type="dxa" w:w="2160"/>
+            <w:tcW w:type="dxa" w:w="2480"/>
           </w:tcPr>
           <w:p>
             <w:r>
@@ -1870,7 +1870,7 @@
         </w:tc>
         <w:tc>
           <w:tcPr>
-            <w:tcW w:type="dxa" w:w="2160"/>
+            <w:tcW w:type="dxa" w:w="2480"/>
           </w:tcPr>
           <w:p>
             <w:r>
@@ -1905,7 +1905,7 @@
       <w:tr>
         <w:tc>
           <w:tcPr>
-            <w:tcW w:type="dxa" w:w="2160"/>
+            <w:tcW w:type="dxa" w:w="2480"/>
           </w:tcPr>
           <w:p>
             <w:r>
@@ -1924,7 +1924,7 @@
         </w:tc>
         <w:tc>
           <w:tcPr>
-            <w:tcW w:type="dxa" w:w="2160"/>
+            <w:tcW w:type="dxa" w:w="2480"/>
           </w:tcPr>
           <w:p>
             <w:r>
@@ -1943,7 +1943,7 @@
         </w:tc>
         <w:tc>
           <w:tcPr>
-            <w:tcW w:type="dxa" w:w="2160"/>
+            <w:tcW w:type="dxa" w:w="2480"/>
           </w:tcPr>
           <w:p>
             <w:r>
@@ -2004,7 +2004,7 @@
         </w:tc>
         <w:tc>
           <w:tcPr>
-            <w:tcW w:type="dxa" w:w="2160"/>
+            <w:tcW w:type="dxa" w:w="2480"/>
           </w:tcPr>
           <w:p>
             <w:r>
@@ -2039,7 +2039,7 @@
       <w:tr>
         <w:tc>
           <w:tcPr>
-            <w:tcW w:type="dxa" w:w="2160"/>
+            <w:tcW w:type="dxa" w:w="2480"/>
           </w:tcPr>
           <w:p>
             <w:r>
@@ -2058,7 +2058,7 @@
         </w:tc>
         <w:tc>
           <w:tcPr>
-            <w:tcW w:type="dxa" w:w="2160"/>
+            <w:tcW w:type="dxa" w:w="2480"/>
           </w:tcPr>
           <w:p>
             <w:r>
@@ -2077,7 +2077,7 @@
         </w:tc>
         <w:tc>
           <w:tcPr>
-            <w:tcW w:type="dxa" w:w="2160"/>
+            <w:tcW w:type="dxa" w:w="2480"/>
           </w:tcPr>
           <w:p>
             <w:r>
@@ -2124,7 +2124,7 @@
         </w:tc>
         <w:tc>
           <w:tcPr>
-            <w:tcW w:type="dxa" w:w="2160"/>
+            <w:tcW w:type="dxa" w:w="2480"/>
           </w:tcPr>
           <w:p>
             <w:r>
@@ -2145,7 +2145,7 @@
       <w:tr>
         <w:tc>
           <w:tcPr>
-            <w:tcW w:type="dxa" w:w="2160"/>
+            <w:tcW w:type="dxa" w:w="2480"/>
           </w:tcPr>
           <w:p>
             <w:r>
@@ -2164,7 +2164,7 @@
         </w:tc>
         <w:tc>
           <w:tcPr>
-            <w:tcW w:type="dxa" w:w="2160"/>
+            <w:tcW w:type="dxa" w:w="2480"/>
           </w:tcPr>
           <w:p>
             <w:r>
@@ -2183,7 +2183,7 @@
         </w:tc>
         <w:tc>
           <w:tcPr>
-            <w:tcW w:type="dxa" w:w="2160"/>
+            <w:tcW w:type="dxa" w:w="2480"/>
           </w:tcPr>
           <w:p>
             <w:r>
@@ -2258,7 +2258,7 @@
         </w:tc>
         <w:tc>
           <w:tcPr>
-            <w:tcW w:type="dxa" w:w="2160"/>
+            <w:tcW w:type="dxa" w:w="2480"/>
           </w:tcPr>
           <w:p>
             <w:r>
@@ -2307,7 +2307,7 @@
       <w:tr>
         <w:tc>
           <w:tcPr>
-            <w:tcW w:type="dxa" w:w="2160"/>
+            <w:tcW w:type="dxa" w:w="2480"/>
           </w:tcPr>
           <w:p>
             <w:r>
@@ -2326,7 +2326,7 @@
         </w:tc>
         <w:tc>
           <w:tcPr>
-            <w:tcW w:type="dxa" w:w="2160"/>
+            <w:tcW w:type="dxa" w:w="2480"/>
           </w:tcPr>
           <w:p>
             <w:r>
@@ -2352,7 +2352,7 @@
         </w:tc>
         <w:tc>
           <w:tcPr>
-            <w:tcW w:type="dxa" w:w="2160"/>
+            <w:tcW w:type="dxa" w:w="2480"/>
           </w:tcPr>
           <w:p>
             <w:r>
@@ -2427,7 +2427,7 @@
         </w:tc>
         <w:tc>
           <w:tcPr>
-            <w:tcW w:type="dxa" w:w="2160"/>
+            <w:tcW w:type="dxa" w:w="2480"/>
           </w:tcPr>
           <w:p>
             <w:r>
@@ -2462,7 +2462,7 @@
       <w:tr>
         <w:tc>
           <w:tcPr>
-            <w:tcW w:type="dxa" w:w="2160"/>
+            <w:tcW w:type="dxa" w:w="2480"/>
           </w:tcPr>
           <w:p>
             <w:r>
@@ -2481,7 +2481,7 @@
         </w:tc>
         <w:tc>
           <w:tcPr>
-            <w:tcW w:type="dxa" w:w="2160"/>
+            <w:tcW w:type="dxa" w:w="2480"/>
           </w:tcPr>
           <w:p>
             <w:r>
@@ -2514,7 +2514,7 @@
         </w:tc>
         <w:tc>
           <w:tcPr>
-            <w:tcW w:type="dxa" w:w="2160"/>
+            <w:tcW w:type="dxa" w:w="2480"/>
           </w:tcPr>
           <w:p>
             <w:r>
@@ -2533,7 +2533,7 @@
         </w:tc>
         <w:tc>
           <w:tcPr>
-            <w:tcW w:type="dxa" w:w="2160"/>
+            <w:tcW w:type="dxa" w:w="2480"/>
           </w:tcPr>
           <w:p>
             <w:r>
@@ -2554,7 +2554,7 @@
       <w:tr>
         <w:tc>
           <w:tcPr>
-            <w:tcW w:type="dxa" w:w="2160"/>
+            <w:tcW w:type="dxa" w:w="2480"/>
           </w:tcPr>
           <w:p>
             <w:r>
@@ -2573,7 +2573,7 @@
         </w:tc>
         <w:tc>
           <w:tcPr>
-            <w:tcW w:type="dxa" w:w="2160"/>
+            <w:tcW w:type="dxa" w:w="2480"/>
           </w:tcPr>
           <w:p>
             <w:r>
@@ -2592,7 +2592,7 @@
         </w:tc>
         <w:tc>
           <w:tcPr>
-            <w:tcW w:type="dxa" w:w="2160"/>
+            <w:tcW w:type="dxa" w:w="2480"/>
           </w:tcPr>
           <w:p>
             <w:r>
@@ -2639,7 +2639,7 @@
         </w:tc>
         <w:tc>
           <w:tcPr>
-            <w:tcW w:type="dxa" w:w="2160"/>
+            <w:tcW w:type="dxa" w:w="2480"/>
           </w:tcPr>
           <w:p>
             <w:r>
@@ -3381,17 +3381,17 @@
       <w:tblPr>
         <w:tblStyle w:val="TableGrid"/>
         <w:tblW w:type="auto" w:w="0"/>
-        <w:tblLayout w:type="autofit"/>
+        <w:tblLayout w:type="fixed"/>
         <w:tblLook w:firstColumn="1" w:firstRow="1" w:lastColumn="0" w:lastRow="0" w:noHBand="0" w:noVBand="1" w:val="04A0"/>
       </w:tblPr>
       <w:tblGrid>
-        <w:gridCol w:w="4320"/>
-        <w:gridCol w:w="4320"/>
+        <w:gridCol w:w="4961"/>
+        <w:gridCol w:w="4961"/>
       </w:tblGrid>
       <w:tr>
         <w:tc>
           <w:tcPr>
-            <w:tcW w:type="dxa" w:w="4320"/>
+            <w:tcW w:type="dxa" w:w="4961"/>
             <w:shd w:fill="D9E2F3"/>
           </w:tcPr>
           <w:p>
@@ -3413,7 +3413,7 @@
         </w:tc>
         <w:tc>
           <w:tcPr>
-            <w:tcW w:type="dxa" w:w="4320"/>
+            <w:tcW w:type="dxa" w:w="4961"/>
             <w:shd w:fill="D9E2F3"/>
           </w:tcPr>
           <w:p>
@@ -3437,7 +3437,7 @@
       <w:tr>
         <w:tc>
           <w:tcPr>
-            <w:tcW w:type="dxa" w:w="4320"/>
+            <w:tcW w:type="dxa" w:w="4961"/>
           </w:tcPr>
           <w:p>
             <w:r>
@@ -3456,7 +3456,7 @@
         </w:tc>
         <w:tc>
           <w:tcPr>
-            <w:tcW w:type="dxa" w:w="4320"/>
+            <w:tcW w:type="dxa" w:w="4961"/>
           </w:tcPr>
           <w:p>
             <w:r>
@@ -3491,7 +3491,7 @@
       <w:tr>
         <w:tc>
           <w:tcPr>
-            <w:tcW w:type="dxa" w:w="4320"/>
+            <w:tcW w:type="dxa" w:w="4961"/>
           </w:tcPr>
           <w:p>
             <w:r>
@@ -3510,7 +3510,7 @@
         </w:tc>
         <w:tc>
           <w:tcPr>
-            <w:tcW w:type="dxa" w:w="4320"/>
+            <w:tcW w:type="dxa" w:w="4961"/>
           </w:tcPr>
           <w:p>
             <w:r>
@@ -3566,7 +3566,7 @@
       <w:tr>
         <w:tc>
           <w:tcPr>
-            <w:tcW w:type="dxa" w:w="4320"/>
+            <w:tcW w:type="dxa" w:w="4961"/>
           </w:tcPr>
           <w:p>
             <w:r>
@@ -3585,7 +3585,7 @@
         </w:tc>
         <w:tc>
           <w:tcPr>
-            <w:tcW w:type="dxa" w:w="4320"/>
+            <w:tcW w:type="dxa" w:w="4961"/>
           </w:tcPr>
           <w:p>
             <w:r>
@@ -3606,7 +3606,7 @@
       <w:tr>
         <w:tc>
           <w:tcPr>
-            <w:tcW w:type="dxa" w:w="4320"/>
+            <w:tcW w:type="dxa" w:w="4961"/>
           </w:tcPr>
           <w:p>
             <w:r>
@@ -3625,7 +3625,7 @@
         </w:tc>
         <w:tc>
           <w:tcPr>
-            <w:tcW w:type="dxa" w:w="4320"/>
+            <w:tcW w:type="dxa" w:w="4961"/>
           </w:tcPr>
           <w:p>
             <w:r>
@@ -3646,7 +3646,7 @@
       <w:tr>
         <w:tc>
           <w:tcPr>
-            <w:tcW w:type="dxa" w:w="4320"/>
+            <w:tcW w:type="dxa" w:w="4961"/>
           </w:tcPr>
           <w:p>
             <w:r>
@@ -3665,7 +3665,7 @@
         </w:tc>
         <w:tc>
           <w:tcPr>
-            <w:tcW w:type="dxa" w:w="4320"/>
+            <w:tcW w:type="dxa" w:w="4961"/>
           </w:tcPr>
           <w:p>
             <w:r>
@@ -3686,7 +3686,7 @@
       <w:tr>
         <w:tc>
           <w:tcPr>
-            <w:tcW w:type="dxa" w:w="4320"/>
+            <w:tcW w:type="dxa" w:w="4961"/>
           </w:tcPr>
           <w:p>
             <w:r>
@@ -3705,7 +3705,7 @@
         </w:tc>
         <w:tc>
           <w:tcPr>
-            <w:tcW w:type="dxa" w:w="4320"/>
+            <w:tcW w:type="dxa" w:w="4961"/>
           </w:tcPr>
           <w:p>
             <w:r>
@@ -3726,7 +3726,7 @@
       <w:tr>
         <w:tc>
           <w:tcPr>
-            <w:tcW w:type="dxa" w:w="4320"/>
+            <w:tcW w:type="dxa" w:w="4961"/>
           </w:tcPr>
           <w:p>
             <w:r>
@@ -3745,7 +3745,7 @@
         </w:tc>
         <w:tc>
           <w:tcPr>
-            <w:tcW w:type="dxa" w:w="4320"/>
+            <w:tcW w:type="dxa" w:w="4961"/>
           </w:tcPr>
           <w:p>
             <w:r>
@@ -6766,17 +6766,17 @@
       <w:tblPr>
         <w:tblStyle w:val="TableGrid"/>
         <w:tblW w:type="auto" w:w="0"/>
-        <w:tblLayout w:type="autofit"/>
+        <w:tblLayout w:type="fixed"/>
         <w:tblLook w:firstColumn="1" w:firstRow="1" w:lastColumn="0" w:lastRow="0" w:noHBand="0" w:noVBand="1" w:val="04A0"/>
       </w:tblPr>
       <w:tblGrid>
-        <w:gridCol w:w="4320"/>
-        <w:gridCol w:w="4320"/>
+        <w:gridCol w:w="4961"/>
+        <w:gridCol w:w="4961"/>
       </w:tblGrid>
       <w:tr>
         <w:tc>
           <w:tcPr>
-            <w:tcW w:type="dxa" w:w="4320"/>
+            <w:tcW w:type="dxa" w:w="4961"/>
             <w:shd w:fill="D9E2F3"/>
           </w:tcPr>
           <w:p>
@@ -6798,7 +6798,7 @@
         </w:tc>
         <w:tc>
           <w:tcPr>
-            <w:tcW w:type="dxa" w:w="4320"/>
+            <w:tcW w:type="dxa" w:w="4961"/>
             <w:shd w:fill="D9E2F3"/>
           </w:tcPr>
           <w:p>
@@ -6822,7 +6822,7 @@
       <w:tr>
         <w:tc>
           <w:tcPr>
-            <w:tcW w:type="dxa" w:w="4320"/>
+            <w:tcW w:type="dxa" w:w="4961"/>
           </w:tcPr>
           <w:p>
             <w:r>
@@ -6841,7 +6841,7 @@
         </w:tc>
         <w:tc>
           <w:tcPr>
-            <w:tcW w:type="dxa" w:w="4320"/>
+            <w:tcW w:type="dxa" w:w="4961"/>
           </w:tcPr>
           <w:p>
             <w:r>
@@ -6862,7 +6862,7 @@
       <w:tr>
         <w:tc>
           <w:tcPr>
-            <w:tcW w:type="dxa" w:w="4320"/>
+            <w:tcW w:type="dxa" w:w="4961"/>
           </w:tcPr>
           <w:p>
             <w:r>
@@ -6881,7 +6881,7 @@
         </w:tc>
         <w:tc>
           <w:tcPr>
-            <w:tcW w:type="dxa" w:w="4320"/>
+            <w:tcW w:type="dxa" w:w="4961"/>
           </w:tcPr>
           <w:p>
             <w:r>
@@ -6902,7 +6902,7 @@
       <w:tr>
         <w:tc>
           <w:tcPr>
-            <w:tcW w:type="dxa" w:w="4320"/>
+            <w:tcW w:type="dxa" w:w="4961"/>
           </w:tcPr>
           <w:p>
             <w:r>
@@ -6921,7 +6921,7 @@
         </w:tc>
         <w:tc>
           <w:tcPr>
-            <w:tcW w:type="dxa" w:w="4320"/>
+            <w:tcW w:type="dxa" w:w="4961"/>
           </w:tcPr>
           <w:p>
             <w:r>
@@ -6942,7 +6942,7 @@
       <w:tr>
         <w:tc>
           <w:tcPr>
-            <w:tcW w:type="dxa" w:w="4320"/>
+            <w:tcW w:type="dxa" w:w="4961"/>
           </w:tcPr>
           <w:p>
             <w:r>
@@ -6961,7 +6961,7 @@
         </w:tc>
         <w:tc>
           <w:tcPr>
-            <w:tcW w:type="dxa" w:w="4320"/>
+            <w:tcW w:type="dxa" w:w="4961"/>
           </w:tcPr>
           <w:p>
             <w:r>
@@ -6982,7 +6982,7 @@
       <w:tr>
         <w:tc>
           <w:tcPr>
-            <w:tcW w:type="dxa" w:w="4320"/>
+            <w:tcW w:type="dxa" w:w="4961"/>
           </w:tcPr>
           <w:p>
             <w:r>
@@ -7001,7 +7001,7 @@
         </w:tc>
         <w:tc>
           <w:tcPr>
-            <w:tcW w:type="dxa" w:w="4320"/>
+            <w:tcW w:type="dxa" w:w="4961"/>
           </w:tcPr>
           <w:p>
             <w:r>
@@ -7022,7 +7022,7 @@
       <w:tr>
         <w:tc>
           <w:tcPr>
-            <w:tcW w:type="dxa" w:w="4320"/>
+            <w:tcW w:type="dxa" w:w="4961"/>
           </w:tcPr>
           <w:p>
             <w:r>
@@ -7041,7 +7041,7 @@
         </w:tc>
         <w:tc>
           <w:tcPr>
-            <w:tcW w:type="dxa" w:w="4320"/>
+            <w:tcW w:type="dxa" w:w="4961"/>
           </w:tcPr>
           <w:p>
             <w:r>
@@ -7062,7 +7062,7 @@
       <w:tr>
         <w:tc>
           <w:tcPr>
-            <w:tcW w:type="dxa" w:w="4320"/>
+            <w:tcW w:type="dxa" w:w="4961"/>
           </w:tcPr>
           <w:p>
             <w:r>
@@ -7081,7 +7081,7 @@
         </w:tc>
         <w:tc>
           <w:tcPr>
-            <w:tcW w:type="dxa" w:w="4320"/>
+            <w:tcW w:type="dxa" w:w="4961"/>
           </w:tcPr>
           <w:p>
             <w:r>
@@ -7102,7 +7102,7 @@
       <w:tr>
         <w:tc>
           <w:tcPr>
-            <w:tcW w:type="dxa" w:w="4320"/>
+            <w:tcW w:type="dxa" w:w="4961"/>
           </w:tcPr>
           <w:p>
             <w:r>
@@ -7121,7 +7121,7 @@
         </w:tc>
         <w:tc>
           <w:tcPr>
-            <w:tcW w:type="dxa" w:w="4320"/>
+            <w:tcW w:type="dxa" w:w="4961"/>
           </w:tcPr>
           <w:p>
             <w:r>
@@ -8676,19 +8676,19 @@
       <w:tblPr>
         <w:tblStyle w:val="TableGrid"/>
         <w:tblW w:type="auto" w:w="0"/>
-        <w:tblLayout w:type="autofit"/>
+        <w:tblLayout w:type="fixed"/>
         <w:tblLook w:firstColumn="1" w:firstRow="1" w:lastColumn="0" w:lastRow="0" w:noHBand="0" w:noVBand="1" w:val="04A0"/>
       </w:tblPr>
       <w:tblGrid>
-        <w:gridCol w:w="2160"/>
-        <w:gridCol w:w="2160"/>
-        <w:gridCol w:w="2160"/>
-        <w:gridCol w:w="2160"/>
+        <w:gridCol w:w="2480"/>
+        <w:gridCol w:w="2480"/>
+        <w:gridCol w:w="2480"/>
+        <w:gridCol w:w="2480"/>
       </w:tblGrid>
       <w:tr>
         <w:tc>
           <w:tcPr>
-            <w:tcW w:type="dxa" w:w="2160"/>
+            <w:tcW w:type="dxa" w:w="2480"/>
             <w:shd w:fill="D9E2F3"/>
           </w:tcPr>
           <w:p>
@@ -8710,7 +8710,7 @@
         </w:tc>
         <w:tc>
           <w:tcPr>
-            <w:tcW w:type="dxa" w:w="2160"/>
+            <w:tcW w:type="dxa" w:w="2480"/>
             <w:shd w:fill="D9E2F3"/>
           </w:tcPr>
           <w:p>
@@ -8732,7 +8732,7 @@
         </w:tc>
         <w:tc>
           <w:tcPr>
-            <w:tcW w:type="dxa" w:w="2160"/>
+            <w:tcW w:type="dxa" w:w="2480"/>
             <w:shd w:fill="D9E2F3"/>
           </w:tcPr>
           <w:p>
@@ -8754,7 +8754,7 @@
         </w:tc>
         <w:tc>
           <w:tcPr>
-            <w:tcW w:type="dxa" w:w="2160"/>
+            <w:tcW w:type="dxa" w:w="2480"/>
             <w:shd w:fill="D9E2F3"/>
           </w:tcPr>
           <w:p>
@@ -8778,7 +8778,7 @@
       <w:tr>
         <w:tc>
           <w:tcPr>
-            <w:tcW w:type="dxa" w:w="2160"/>
+            <w:tcW w:type="dxa" w:w="2480"/>
           </w:tcPr>
           <w:p>
             <w:r>
@@ -8797,7 +8797,7 @@
         </w:tc>
         <w:tc>
           <w:tcPr>
-            <w:tcW w:type="dxa" w:w="2160"/>
+            <w:tcW w:type="dxa" w:w="2480"/>
           </w:tcPr>
           <w:p>
             <w:r>
@@ -8816,7 +8816,7 @@
         </w:tc>
         <w:tc>
           <w:tcPr>
-            <w:tcW w:type="dxa" w:w="2160"/>
+            <w:tcW w:type="dxa" w:w="2480"/>
           </w:tcPr>
           <w:p>
             <w:r>
@@ -8835,7 +8835,7 @@
         </w:tc>
         <w:tc>
           <w:tcPr>
-            <w:tcW w:type="dxa" w:w="2160"/>
+            <w:tcW w:type="dxa" w:w="2480"/>
           </w:tcPr>
           <w:p>
             <w:r>
@@ -8856,7 +8856,7 @@
       <w:tr>
         <w:tc>
           <w:tcPr>
-            <w:tcW w:type="dxa" w:w="2160"/>
+            <w:tcW w:type="dxa" w:w="2480"/>
           </w:tcPr>
           <w:p>
             <w:r>
@@ -8875,7 +8875,7 @@
         </w:tc>
         <w:tc>
           <w:tcPr>
-            <w:tcW w:type="dxa" w:w="2160"/>
+            <w:tcW w:type="dxa" w:w="2480"/>
           </w:tcPr>
           <w:p>
             <w:r>
@@ -8894,7 +8894,7 @@
         </w:tc>
         <w:tc>
           <w:tcPr>
-            <w:tcW w:type="dxa" w:w="2160"/>
+            <w:tcW w:type="dxa" w:w="2480"/>
           </w:tcPr>
           <w:p>
             <w:r>
@@ -8913,7 +8913,7 @@
         </w:tc>
         <w:tc>
           <w:tcPr>
-            <w:tcW w:type="dxa" w:w="2160"/>
+            <w:tcW w:type="dxa" w:w="2480"/>
           </w:tcPr>
           <w:p>
             <w:r>
@@ -8936,8 +8936,8 @@
     <w:sectPr>
       <w:footerReference w:type="default" r:id="rId9"/>
       <w:headerReference w:type="default" r:id="rId10"/>
-      <w:pgSz w:w="12240" w:h="15840"/>
-      <w:pgMar w:top="1440" w:right="1800" w:bottom="1440" w:left="1800" w:header="720" w:footer="720" w:gutter="0"/>
+      <w:pgSz w:w="11906" w:h="16838"/>
+      <w:pgMar w:top="1417" w:right="850" w:bottom="1134" w:left="1134" w:header="720" w:footer="720" w:gutter="0"/>
       <w:cols w:space="720"/>
       <w:docGrid w:linePitch="360"/>
     </w:sectPr>
